--- a/templates_docx/Demand_Notice_Template_PSF.docx
+++ b/templates_docx/Demand_Notice_Template_PSF.docx
@@ -612,6 +612,45 @@
         </w:rPr>
         <w:t>}}</w:t>
       </w:r>
+      <w:r>
+        <w:rPr>
+          <w:b/>
+          <w:bCs/>
+        </w:rPr>
+        <w:t xml:space="preserve">, </w:t>
+      </w:r>
+      <w:proofErr w:type="spellStart"/>
+      <w:r>
+        <w:rPr>
+          <w:b/>
+          <w:bCs/>
+        </w:rPr>
+        <w:t>pincode</w:t>
+      </w:r>
+      <w:proofErr w:type="spellEnd"/>
+      <w:r>
+        <w:rPr>
+          <w:b/>
+          <w:bCs/>
+        </w:rPr>
+        <w:t>-{{</w:t>
+      </w:r>
+      <w:proofErr w:type="spellStart"/>
+      <w:r>
+        <w:rPr>
+          <w:b/>
+          <w:bCs/>
+        </w:rPr>
+        <w:t>pincode</w:t>
+      </w:r>
+      <w:proofErr w:type="spellEnd"/>
+      <w:r>
+        <w:rPr>
+          <w:b/>
+          <w:bCs/>
+        </w:rPr>
+        <w:t>}}</w:t>
+      </w:r>
     </w:p>
     <w:p>
       <w:pPr>
@@ -663,15 +702,10 @@
     </w:p>
     <w:p>
       <w:pPr>
-        <w:spacing w:after="120" w:line="240" w:lineRule="auto"/>
-        <w:rPr>
-          <w:rFonts w:cs="Open Sans"/>
-          <w:b/>
-          <w:bCs/>
-          <w:color w:val="000000" w:themeColor="text1"/>
-          <w:sz w:val="21"/>
-          <w:szCs w:val="21"/>
-          <w:shd w:val="clear" w:color="auto" w:fill="FFFFFF"/>
+        <w:spacing w:line="240" w:lineRule="auto"/>
+        <w:rPr>
+          <w:b/>
+          <w:bCs/>
         </w:rPr>
       </w:pPr>
     </w:p>
@@ -774,7 +808,67 @@
         <w:rPr>
           <w:rFonts w:ascii="Arial" w:hAnsi="Arial" w:cs="Arial"/>
         </w:rPr>
-        <w:t xml:space="preserve">Under instructions from My client M/s PADMA SAI HOLDINGS PVT.LTD this notice is being issued as under– </w:t>
+        <w:t xml:space="preserve">Under </w:t>
+      </w:r>
+      <w:r>
+        <w:rPr>
+          <w:rFonts w:ascii="Arial" w:hAnsi="Arial" w:cs="Arial"/>
+        </w:rPr>
+        <w:t xml:space="preserve">the </w:t>
+      </w:r>
+      <w:r>
+        <w:rPr>
+          <w:rFonts w:ascii="Arial" w:hAnsi="Arial" w:cs="Arial"/>
+        </w:rPr>
+        <w:t xml:space="preserve">instructions from </w:t>
+      </w:r>
+      <w:r>
+        <w:rPr>
+          <w:rFonts w:ascii="Arial" w:hAnsi="Arial" w:cs="Arial"/>
+        </w:rPr>
+        <w:t>m</w:t>
+      </w:r>
+      <w:r>
+        <w:rPr>
+          <w:rFonts w:ascii="Arial" w:hAnsi="Arial" w:cs="Arial"/>
+        </w:rPr>
+        <w:t>y client M/s PADMA SAI HOLDINGS P</w:t>
+      </w:r>
+      <w:r>
+        <w:rPr>
+          <w:rFonts w:ascii="Arial" w:hAnsi="Arial" w:cs="Arial"/>
+        </w:rPr>
+        <w:t xml:space="preserve">RIVATE </w:t>
+      </w:r>
+      <w:r>
+        <w:rPr>
+          <w:rFonts w:ascii="Arial" w:hAnsi="Arial" w:cs="Arial"/>
+        </w:rPr>
+        <w:t>L</w:t>
+      </w:r>
+      <w:r>
+        <w:rPr>
+          <w:rFonts w:ascii="Arial" w:hAnsi="Arial" w:cs="Arial"/>
+        </w:rPr>
+        <w:t>IMI</w:t>
+      </w:r>
+      <w:r>
+        <w:rPr>
+          <w:rFonts w:ascii="Arial" w:hAnsi="Arial" w:cs="Arial"/>
+        </w:rPr>
+        <w:t>T</w:t>
+      </w:r>
+      <w:r>
+        <w:rPr>
+          <w:rFonts w:ascii="Arial" w:hAnsi="Arial" w:cs="Arial"/>
+        </w:rPr>
+        <w:t>E</w:t>
+      </w:r>
+      <w:r>
+        <w:rPr>
+          <w:rFonts w:ascii="Arial" w:hAnsi="Arial" w:cs="Arial"/>
+        </w:rPr>
+        <w:t xml:space="preserve">D this notice is being issued as under– </w:t>
       </w:r>
     </w:p>
     <w:p>
@@ -789,41 +883,44 @@
         <w:rPr>
           <w:rFonts w:ascii="Arial" w:hAnsi="Arial" w:cs="Arial"/>
         </w:rPr>
-        <w:t xml:space="preserve">This is to inform you that you have availed a loan from my client M/S Padma Sai Holdings Private Limited </w:t>
-      </w:r>
-      <w:r>
-        <w:rPr>
-          <w:rFonts w:ascii="Arial" w:hAnsi="Arial" w:cs="Arial"/>
-          <w:b/>
-          <w:bCs/>
-        </w:rPr>
-        <w:t xml:space="preserve">Loan Account </w:t>
+        <w:t xml:space="preserve">This is to inform you that you have availed loan from my client M/S Padma Sai Holdings Private Limited </w:t>
+      </w:r>
+      <w:r>
+        <w:rPr>
+          <w:rFonts w:ascii="Arial" w:hAnsi="Arial" w:cs="Arial"/>
+        </w:rPr>
+        <w:t xml:space="preserve">vide </w:t>
+      </w:r>
+      <w:r>
+        <w:rPr>
+          <w:rFonts w:ascii="Arial" w:hAnsi="Arial" w:cs="Arial"/>
+          <w:b/>
+          <w:bCs/>
+        </w:rPr>
+        <w:t xml:space="preserve">Loan Account No </w:t>
       </w:r>
       <w:proofErr w:type="gramStart"/>
       <w:r>
         <w:rPr>
-          <w:rFonts w:ascii="Arial" w:hAnsi="Arial" w:cs="Arial"/>
-          <w:b/>
-          <w:bCs/>
-        </w:rPr>
-        <w:t xml:space="preserve">No </w:t>
-      </w:r>
-      <w:r>
-        <w:rPr>
-          <w:rFonts w:ascii="Arial" w:hAnsi="Arial" w:cs="Arial"/>
-          <w:b/>
-          <w:bCs/>
-          <w:color w:val="333333"/>
-          <w:shd w:val="clear" w:color="auto" w:fill="FFFFFF"/>
+          <w:b/>
+          <w:bCs/>
+        </w:rPr>
+        <w:t>{{</w:t>
+      </w:r>
+      <w:r>
+        <w:rPr>
+          <w:b/>
+          <w:bCs/>
         </w:rPr>
         <w:t xml:space="preserve"> </w:t>
       </w:r>
-      <w:r>
-        <w:rPr>
-          <w:b/>
-          <w:bCs/>
-        </w:rPr>
-        <w:t>{</w:t>
+      <w:proofErr w:type="spellStart"/>
+      <w:r>
+        <w:rPr>
+          <w:b/>
+          <w:bCs/>
+        </w:rPr>
+        <w:t>loan</w:t>
       </w:r>
       <w:proofErr w:type="gramEnd"/>
       <w:r>
@@ -831,7 +928,51 @@
           <w:b/>
           <w:bCs/>
         </w:rPr>
-        <w:t>{</w:t>
+        <w:t>_</w:t>
+      </w:r>
+      <w:proofErr w:type="gramStart"/>
+      <w:r>
+        <w:rPr>
+          <w:b/>
+          <w:bCs/>
+        </w:rPr>
+        <w:t>account</w:t>
+      </w:r>
+      <w:proofErr w:type="spellEnd"/>
+      <w:r>
+        <w:rPr>
+          <w:b/>
+          <w:bCs/>
+        </w:rPr>
+        <w:t xml:space="preserve"> </w:t>
+      </w:r>
+      <w:r>
+        <w:rPr>
+          <w:b/>
+          <w:bCs/>
+        </w:rPr>
+        <w:t>}</w:t>
+      </w:r>
+      <w:proofErr w:type="gramEnd"/>
+      <w:r>
+        <w:rPr>
+          <w:b/>
+          <w:bCs/>
+        </w:rPr>
+        <w:t>}</w:t>
+      </w:r>
+      <w:r>
+        <w:rPr>
+          <w:rFonts w:ascii="Arial" w:hAnsi="Arial" w:cs="Arial"/>
+        </w:rPr>
+        <w:t xml:space="preserve"> &amp; </w:t>
+      </w:r>
+      <w:r>
+        <w:rPr>
+          <w:b/>
+          <w:bCs/>
+        </w:rPr>
+        <w:t>{{</w:t>
       </w:r>
       <w:proofErr w:type="spellStart"/>
       <w:r>
@@ -839,7 +980,7 @@
           <w:b/>
           <w:bCs/>
         </w:rPr>
-        <w:t>loan_account</w:t>
+        <w:t>vehicle_no</w:t>
       </w:r>
       <w:proofErr w:type="spellEnd"/>
       <w:r>
@@ -852,39 +993,18 @@
       <w:r>
         <w:rPr>
           <w:rFonts w:ascii="Arial" w:hAnsi="Arial" w:cs="Arial"/>
-        </w:rPr>
-        <w:t xml:space="preserve"> &amp; </w:t>
-      </w:r>
-      <w:r>
-        <w:rPr>
-          <w:b/>
-          <w:bCs/>
-        </w:rPr>
-        <w:t>{{</w:t>
-      </w:r>
-      <w:proofErr w:type="spellStart"/>
-      <w:r>
-        <w:rPr>
-          <w:b/>
-          <w:bCs/>
-        </w:rPr>
-        <w:t>vehicle_no</w:t>
-      </w:r>
-      <w:proofErr w:type="spellEnd"/>
-      <w:r>
-        <w:rPr>
-          <w:b/>
-          <w:bCs/>
-        </w:rPr>
-        <w:t>}}</w:t>
-      </w:r>
-      <w:r>
-        <w:rPr>
-          <w:rFonts w:ascii="Arial" w:hAnsi="Arial" w:cs="Arial"/>
-          <w:b/>
-          <w:bCs/>
-        </w:rPr>
-        <w:t xml:space="preserve">.   </w:t>
+          <w:b/>
+          <w:bCs/>
+        </w:rPr>
+        <w:t>,</w:t>
+      </w:r>
+      <w:r>
+        <w:rPr>
+          <w:rFonts w:ascii="Arial" w:hAnsi="Arial" w:cs="Arial"/>
+          <w:b/>
+          <w:bCs/>
+        </w:rPr>
+        <w:t xml:space="preserve"> </w:t>
       </w:r>
       <w:r>
         <w:rPr>
@@ -905,7 +1025,13 @@
         <w:rPr>
           <w:rFonts w:ascii="Arial" w:hAnsi="Arial" w:cs="Arial"/>
         </w:rPr>
-        <w:t xml:space="preserve">Our client stated that the said loan account has become irregular due to your failure to pay the outstanding dues/instalments despite our previous reminders and demands by my client. As of date, the total outstanding amount in your loan account is </w:t>
+        <w:t>My</w:t>
+      </w:r>
+      <w:r>
+        <w:rPr>
+          <w:rFonts w:ascii="Arial" w:hAnsi="Arial" w:cs="Arial"/>
+        </w:rPr>
+        <w:t xml:space="preserve"> client stated that the said loan account has become irregular due to your failure to pay the outstanding dues/instalments despite previous reminders and demands by my client. As of date, the total outstanding amount in your loan account is </w:t>
       </w:r>
       <w:r>
         <w:rPr>
@@ -998,15 +1124,43 @@
         <w:rPr>
           <w:rFonts w:ascii="Arial" w:hAnsi="Arial" w:cs="Arial"/>
         </w:rPr>
-        <w:t xml:space="preserve">In view of the continuing default and violation of the terms of the loan agreement, our client </w:t>
-      </w:r>
-      <w:r>
-        <w:rPr>
-          <w:rFonts w:ascii="Arial" w:hAnsi="Arial" w:cs="Arial"/>
-          <w:b/>
-          <w:bCs/>
-        </w:rPr>
-        <w:t>Demands you to clear entire outstanding</w:t>
+        <w:t>In view of continuing default and violation of the terms of the loan agreement,</w:t>
+      </w:r>
+      <w:r>
+        <w:rPr>
+          <w:rFonts w:ascii="Arial" w:hAnsi="Arial" w:cs="Arial"/>
+        </w:rPr>
+        <w:t xml:space="preserve"> my</w:t>
+      </w:r>
+      <w:r>
+        <w:rPr>
+          <w:rFonts w:ascii="Arial" w:hAnsi="Arial" w:cs="Arial"/>
+        </w:rPr>
+        <w:t xml:space="preserve"> client </w:t>
+      </w:r>
+      <w:r>
+        <w:rPr>
+          <w:rFonts w:ascii="Arial" w:hAnsi="Arial" w:cs="Arial"/>
+          <w:b/>
+          <w:bCs/>
+        </w:rPr>
+        <w:t>Demands you to clear</w:t>
+      </w:r>
+      <w:r>
+        <w:rPr>
+          <w:rFonts w:ascii="Arial" w:hAnsi="Arial" w:cs="Arial"/>
+          <w:b/>
+          <w:bCs/>
+        </w:rPr>
+        <w:t xml:space="preserve"> the</w:t>
+      </w:r>
+      <w:r>
+        <w:rPr>
+          <w:rFonts w:ascii="Arial" w:hAnsi="Arial" w:cs="Arial"/>
+          <w:b/>
+          <w:bCs/>
+        </w:rPr>
+        <w:t xml:space="preserve"> entire outstanding</w:t>
       </w:r>
       <w:r>
         <w:rPr>
@@ -1026,7 +1180,19 @@
         <w:rPr>
           <w:rFonts w:ascii="Arial" w:hAnsi="Arial" w:cs="Arial"/>
         </w:rPr>
-        <w:t xml:space="preserve"> along with applicable interest, penal charges, and other dues with immediate effect. You are hereby called upon to pay the entire outstanding amount within </w:t>
+        <w:t xml:space="preserve"> along with applicable interest, penal charges, and other dues with immediate effect. You are hereby called upon to pay the entire outstanding </w:t>
+      </w:r>
+      <w:r>
+        <w:rPr>
+          <w:rFonts w:ascii="Arial" w:hAnsi="Arial" w:cs="Arial"/>
+        </w:rPr>
+        <w:t xml:space="preserve">loan </w:t>
+      </w:r>
+      <w:r>
+        <w:rPr>
+          <w:rFonts w:ascii="Arial" w:hAnsi="Arial" w:cs="Arial"/>
+        </w:rPr>
+        <w:t xml:space="preserve">amount within </w:t>
       </w:r>
       <w:r>
         <w:rPr>
@@ -1055,12 +1221,36 @@
         <w:rPr>
           <w:rFonts w:ascii="Arial" w:hAnsi="Arial" w:cs="Arial"/>
         </w:rPr>
-        <w:t>Kindly note that failure to comply with this demand will compel our client to initiate appropriate legal and recovery proceedings against the Borrower, Co-applicant, and you as the Guarantor, including but not limited to enforcement of security, without any further notice and entirely at your risk, cost, and consequences.</w:t>
-      </w:r>
-    </w:p>
-    <w:p>
-      <w:pPr>
-        <w:spacing w:after="480" w:line="240" w:lineRule="auto"/>
+        <w:t>Kindly note that</w:t>
+      </w:r>
+      <w:r>
+        <w:rPr>
+          <w:rFonts w:ascii="Arial" w:hAnsi="Arial" w:cs="Arial"/>
+        </w:rPr>
+        <w:t>,</w:t>
+      </w:r>
+      <w:r>
+        <w:rPr>
+          <w:rFonts w:ascii="Arial" w:hAnsi="Arial" w:cs="Arial"/>
+        </w:rPr>
+        <w:t xml:space="preserve"> failure to comply with this demand </w:t>
+      </w:r>
+      <w:r>
+        <w:rPr>
+          <w:rFonts w:ascii="Arial" w:hAnsi="Arial" w:cs="Arial"/>
+        </w:rPr>
+        <w:t xml:space="preserve">notice </w:t>
+      </w:r>
+      <w:r>
+        <w:rPr>
+          <w:rFonts w:ascii="Arial" w:hAnsi="Arial" w:cs="Arial"/>
+        </w:rPr>
+        <w:t>will compel our client to initiate appropriate legal and recovery proceedings against the Borrower, Co-applicant, and you as the Guarantor, including but not limited to enforcement of security, without any further notice and entirely at your risk, cost, and consequences.</w:t>
+      </w:r>
+    </w:p>
+    <w:p>
+      <w:pPr>
+        <w:spacing w:after="0" w:line="240" w:lineRule="auto"/>
         <w:jc w:val="both"/>
         <w:rPr>
           <w:rFonts w:ascii="Arial" w:hAnsi="Arial" w:cs="Arial"/>
@@ -1070,8 +1260,17 @@
         <w:rPr>
           <w:rFonts w:ascii="Arial" w:hAnsi="Arial" w:cs="Arial"/>
         </w:rPr>
-        <w:t>Please treat this matter with the utmost urgency, and we anticipate your immediate cooperation in settling the overdue payments.</w:t>
-      </w:r>
+        <w:t>Please treat this matter with utmost urgency, and we anticipate your immediate cooperation in settling the overdue payments.</w:t>
+      </w:r>
+    </w:p>
+    <w:p>
+      <w:pPr>
+        <w:spacing w:after="0" w:line="240" w:lineRule="auto"/>
+        <w:jc w:val="both"/>
+        <w:rPr>
+          <w:rFonts w:ascii="Arial" w:hAnsi="Arial" w:cs="Arial"/>
+        </w:rPr>
+      </w:pPr>
     </w:p>
     <w:p>
       <w:pPr>
